--- a/server/src/templates/lettera_impegno.docx
+++ b/server/src/templates/lettera_impegno.docx
@@ -1792,7 +1792,7 @@
         <w:sz w:val="18"/>
         <w:szCs w:val="18"/>
       </w:rPr>
-      <w:t xml:space="preserve">. Tel. e Fax: </w:t>
+      <w:t xml:space="preserve">. </w:t>
     </w:r>
     <w:r>
       <w:rPr>
@@ -1801,7 +1801,7 @@
         <w:sz w:val="18"/>
         <w:szCs w:val="18"/>
       </w:rPr>
-      <w:t>055776511</w:t>
+      <w:t xml:space="preserve">Tel. e Fax: </w:t>
     </w:r>
     <w:r>
       <w:rPr>
@@ -1810,7 +1810,34 @@
         <w:sz w:val="18"/>
         <w:szCs w:val="18"/>
       </w:rPr>
-      <w:t>. Direttore Sanitario: prof. Gian Luigi Taddei.</w:t>
+      <w:t>055776511</w:t>
+    </w:r>
+    <w:r>
+      <w:rPr>
+        <w:rFonts w:cs="Arial"/>
+        <w:color w:val="1B505F"/>
+        <w:sz w:val="18"/>
+        <w:szCs w:val="18"/>
+      </w:rPr>
+      <w:t>.</w:t>
+    </w:r>
+    <w:r>
+      <w:rPr>
+        <w:rFonts w:cs="Arial"/>
+        <w:color w:val="1B505F"/>
+        <w:sz w:val="18"/>
+        <w:szCs w:val="18"/>
+      </w:rPr>
+      <w:t xml:space="preserve"> </w:t>
+    </w:r>
+    <w:r>
+      <w:rPr>
+        <w:rFonts w:cs="Arial"/>
+        <w:color w:val="1B505F"/>
+        <w:sz w:val="18"/>
+        <w:szCs w:val="18"/>
+      </w:rPr>
+      <w:t>Direttore Sanitario: prof. Gian Luigi Taddei.</w:t>
     </w:r>
   </w:p>
   <w:p>
@@ -1857,7 +1884,16 @@
         <w:sz w:val="18"/>
         <w:szCs w:val="18"/>
       </w:rPr>
-      <w:t>REA n. FI-709602</w:t>
+      <w:t xml:space="preserve">REA </w:t>
+    </w:r>
+    <w:r>
+      <w:rPr>
+        <w:rFonts w:cs="Arial"/>
+        <w:color w:val="1B505F"/>
+        <w:sz w:val="18"/>
+        <w:szCs w:val="18"/>
+      </w:rPr>
+      <w:t>n. FI-709602</w:t>
     </w:r>
     <w:r>
       <w:rPr>
@@ -1953,10 +1989,10 @@
       <w:tblLook w:val="0600" w:firstRow="0" w:lastRow="0" w:firstColumn="0" w:lastColumn="0" w:noHBand="1" w:noVBand="1"/>
     </w:tblPr>
     <w:tblGrid>
-      <w:gridCol w:w="5370"/>
+      <w:gridCol w:w="5065"/>
       <w:gridCol w:w="240"/>
       <w:gridCol w:w="2055"/>
-      <w:gridCol w:w="2805"/>
+      <w:gridCol w:w="3110"/>
     </w:tblGrid>
     <w:tr>
       <w:trPr>
@@ -1964,7 +2000,7 @@
       </w:trPr>
       <w:tc>
         <w:tcPr>
-          <w:tcW w:w="5370" w:type="dxa"/>
+          <w:tcW w:w="5065" w:type="dxa"/>
           <w:tcBorders>
             <w:top w:val="nil"/>
             <w:left w:val="nil"/>
@@ -2088,7 +2124,7 @@
       </w:tc>
       <w:tc>
         <w:tcPr>
-          <w:tcW w:w="2805" w:type="dxa"/>
+          <w:tcW w:w="3110" w:type="dxa"/>
           <w:tcBorders>
             <w:top w:val="nil"/>
             <w:left w:val="nil"/>
@@ -2114,13 +2150,13 @@
         </w:p>
         <w:tbl>
           <w:tblPr>
-            <w:tblW w:w="2595" w:type="dxa"/>
+            <w:tblW w:w="2900" w:type="dxa"/>
             <w:tblLayout w:type="fixed"/>
             <w:tblLook w:val="0600" w:firstRow="0" w:lastRow="0" w:firstColumn="0" w:lastColumn="0" w:noHBand="1" w:noVBand="1"/>
           </w:tblPr>
           <w:tblGrid>
             <w:gridCol w:w="300"/>
-            <w:gridCol w:w="2295"/>
+            <w:gridCol w:w="2600"/>
           </w:tblGrid>
           <w:tr>
             <w:trPr>
@@ -2200,7 +2236,7 @@
             </w:tc>
             <w:tc>
               <w:tcPr>
-                <w:tcW w:w="2295" w:type="dxa"/>
+                <w:tcW w:w="2600" w:type="dxa"/>
                 <w:tcMar>
                   <w:top w:w="0" w:type="dxa"/>
                   <w:left w:w="0" w:type="dxa"/>
@@ -2245,7 +2281,7 @@
             </w:trPr>
             <w:tc>
               <w:tcPr>
-                <w:tcW w:w="2595" w:type="dxa"/>
+                <w:tcW w:w="2900" w:type="dxa"/>
                 <w:gridSpan w:val="2"/>
                 <w:tcMar>
                   <w:top w:w="0" w:type="dxa"/>
@@ -2349,7 +2385,7 @@
             </w:tc>
             <w:tc>
               <w:tcPr>
-                <w:tcW w:w="2295" w:type="dxa"/>
+                <w:tcW w:w="2600" w:type="dxa"/>
                 <w:tcMar>
                   <w:top w:w="0" w:type="dxa"/>
                   <w:left w:w="0" w:type="dxa"/>
@@ -2394,7 +2430,7 @@
             </w:trPr>
             <w:tc>
               <w:tcPr>
-                <w:tcW w:w="2595" w:type="dxa"/>
+                <w:tcW w:w="2900" w:type="dxa"/>
                 <w:gridSpan w:val="2"/>
                 <w:tcMar>
                   <w:top w:w="0" w:type="dxa"/>
@@ -2498,7 +2534,7 @@
             </w:tc>
             <w:tc>
               <w:tcPr>
-                <w:tcW w:w="2295" w:type="dxa"/>
+                <w:tcW w:w="2600" w:type="dxa"/>
                 <w:tcMar>
                   <w:top w:w="0" w:type="dxa"/>
                   <w:left w:w="0" w:type="dxa"/>
